--- a/applications/Lancaster_Instruments_Robotics_Engineer/Arunabha_Majumder_Build_Note_Lancaster_Instruments.docx
+++ b/applications/Lancaster_Instruments_Robotics_Engineer/Arunabha_Majumder_Build_Note_Lancaster_Instruments.docx
@@ -25,7 +25,7 @@
           <w:i w:val="0"/>
           <w:sz w:val="22"/>
         </w:rPr>
-        <w:t>Robotics Engineer — Mechanical Design, Motion Control, Actuators &amp; Sensors, Hands-On Builds</w:t>
+        <w:t>Robotics Engineer | Mechanical Design, Motion Control, Actuators &amp; Sensors, Hands-On Builds</w:t>
       </w:r>
     </w:p>
     <w:p>
